--- a/00-首页/题组Word/习题书/教师版/第三篇-有机化学/4-芳香化合物与亲电取代.docx
+++ b/00-首页/题组Word/习题书/教师版/第三篇-有机化学/4-芳香化合物与亲电取代.docx
@@ -222,7 +222,7 @@
           <w:color w:val="5B6975"/>
           <w:sz w:val="24"/>
         </w:rPr>
-        <w:t>：2026-09-01</w:t>
+        <w:t>：2026-09-06</w:t>
       </w:r>
     </w:p>
     <w:p>
